--- a/inbox/Federal_Application_Aware_Networking_SSA_Landing_Zone_IPAM_FedRAMP.docx
+++ b/inbox/Federal_Application_Aware_Networking_SSA_Landing_Zone_IPAM_FedRAMP.docx
@@ -80,7 +80,7 @@
           <w:r>
             <w:fldChar w:fldCharType="separate"/>
           </w:r>
-          <w:hyperlink w:anchor="_Toc233796488" w:history="1">
+          <w:hyperlink w:anchor="_Toc233815356" w:history="1">
             <w:r>
               <w:rPr>
                 <w:rStyle w:val="Hyperlink"/>
@@ -107,7 +107,7 @@
                 <w:noProof/>
                 <w:webHidden/>
               </w:rPr>
-              <w:instrText xml:space="preserve"> PAGEREF _Toc233796488 \h </w:instrText>
+              <w:instrText xml:space="preserve"> PAGEREF _Toc233815356 \h </w:instrText>
             </w:r>
             <w:r>
               <w:rPr>
@@ -151,7 +151,7 @@
               <w14:ligatures w14:val="standardContextual"/>
             </w:rPr>
           </w:pPr>
-          <w:hyperlink w:anchor="_Toc233796489" w:history="1">
+          <w:hyperlink w:anchor="_Toc233815357" w:history="1">
             <w:r>
               <w:rPr>
                 <w:rStyle w:val="Hyperlink"/>
@@ -178,7 +178,7 @@
                 <w:noProof/>
                 <w:webHidden/>
               </w:rPr>
-              <w:instrText xml:space="preserve"> PAGEREF _Toc233796489 \h </w:instrText>
+              <w:instrText xml:space="preserve"> PAGEREF _Toc233815357 \h </w:instrText>
             </w:r>
             <w:r>
               <w:rPr>
@@ -222,7 +222,7 @@
               <w14:ligatures w14:val="standardContextual"/>
             </w:rPr>
           </w:pPr>
-          <w:hyperlink w:anchor="_Toc233796490" w:history="1">
+          <w:hyperlink w:anchor="_Toc233815358" w:history="1">
             <w:r>
               <w:rPr>
                 <w:rStyle w:val="Hyperlink"/>
@@ -249,7 +249,7 @@
                 <w:noProof/>
                 <w:webHidden/>
               </w:rPr>
-              <w:instrText xml:space="preserve"> PAGEREF _Toc233796490 \h </w:instrText>
+              <w:instrText xml:space="preserve"> PAGEREF _Toc233815358 \h </w:instrText>
             </w:r>
             <w:r>
               <w:rPr>
@@ -293,7 +293,7 @@
               <w14:ligatures w14:val="standardContextual"/>
             </w:rPr>
           </w:pPr>
-          <w:hyperlink w:anchor="_Toc233796491" w:history="1">
+          <w:hyperlink w:anchor="_Toc233815359" w:history="1">
             <w:r>
               <w:rPr>
                 <w:rStyle w:val="Hyperlink"/>
@@ -320,7 +320,7 @@
                 <w:noProof/>
                 <w:webHidden/>
               </w:rPr>
-              <w:instrText xml:space="preserve"> PAGEREF _Toc233796491 \h </w:instrText>
+              <w:instrText xml:space="preserve"> PAGEREF _Toc233815359 \h </w:instrText>
             </w:r>
             <w:r>
               <w:rPr>
@@ -364,7 +364,7 @@
               <w14:ligatures w14:val="standardContextual"/>
             </w:rPr>
           </w:pPr>
-          <w:hyperlink w:anchor="_Toc233796492" w:history="1">
+          <w:hyperlink w:anchor="_Toc233815360" w:history="1">
             <w:r>
               <w:rPr>
                 <w:rStyle w:val="Hyperlink"/>
@@ -391,7 +391,7 @@
                 <w:noProof/>
                 <w:webHidden/>
               </w:rPr>
-              <w:instrText xml:space="preserve"> PAGEREF _Toc233796492 \h </w:instrText>
+              <w:instrText xml:space="preserve"> PAGEREF _Toc233815360 \h </w:instrText>
             </w:r>
             <w:r>
               <w:rPr>
@@ -435,7 +435,7 @@
               <w14:ligatures w14:val="standardContextual"/>
             </w:rPr>
           </w:pPr>
-          <w:hyperlink w:anchor="_Toc233796493" w:history="1">
+          <w:hyperlink w:anchor="_Toc233815361" w:history="1">
             <w:r>
               <w:rPr>
                 <w:rStyle w:val="Hyperlink"/>
@@ -462,7 +462,7 @@
                 <w:noProof/>
                 <w:webHidden/>
               </w:rPr>
-              <w:instrText xml:space="preserve"> PAGEREF _Toc233796493 \h </w:instrText>
+              <w:instrText xml:space="preserve"> PAGEREF _Toc233815361 \h </w:instrText>
             </w:r>
             <w:r>
               <w:rPr>
@@ -506,7 +506,7 @@
               <w14:ligatures w14:val="standardContextual"/>
             </w:rPr>
           </w:pPr>
-          <w:hyperlink w:anchor="_Toc233796494" w:history="1">
+          <w:hyperlink w:anchor="_Toc233815362" w:history="1">
             <w:r>
               <w:rPr>
                 <w:rStyle w:val="Hyperlink"/>
@@ -533,7 +533,7 @@
                 <w:noProof/>
                 <w:webHidden/>
               </w:rPr>
-              <w:instrText xml:space="preserve"> PAGEREF _Toc233796494 \h </w:instrText>
+              <w:instrText xml:space="preserve"> PAGEREF _Toc233815362 \h </w:instrText>
             </w:r>
             <w:r>
               <w:rPr>
@@ -577,7 +577,7 @@
               <w14:ligatures w14:val="standardContextual"/>
             </w:rPr>
           </w:pPr>
-          <w:hyperlink w:anchor="_Toc233796495" w:history="1">
+          <w:hyperlink w:anchor="_Toc233815363" w:history="1">
             <w:r>
               <w:rPr>
                 <w:rStyle w:val="Hyperlink"/>
@@ -604,7 +604,7 @@
                 <w:noProof/>
                 <w:webHidden/>
               </w:rPr>
-              <w:instrText xml:space="preserve"> PAGEREF _Toc233796495 \h </w:instrText>
+              <w:instrText xml:space="preserve"> PAGEREF _Toc233815363 \h </w:instrText>
             </w:r>
             <w:r>
               <w:rPr>
@@ -648,7 +648,7 @@
               <w14:ligatures w14:val="standardContextual"/>
             </w:rPr>
           </w:pPr>
-          <w:hyperlink w:anchor="_Toc233796496" w:history="1">
+          <w:hyperlink w:anchor="_Toc233815364" w:history="1">
             <w:r>
               <w:rPr>
                 <w:rStyle w:val="Hyperlink"/>
@@ -675,7 +675,7 @@
                 <w:noProof/>
                 <w:webHidden/>
               </w:rPr>
-              <w:instrText xml:space="preserve"> PAGEREF _Toc233796496 \h </w:instrText>
+              <w:instrText xml:space="preserve"> PAGEREF _Toc233815364 \h </w:instrText>
             </w:r>
             <w:r>
               <w:rPr>
@@ -719,7 +719,7 @@
               <w14:ligatures w14:val="standardContextual"/>
             </w:rPr>
           </w:pPr>
-          <w:hyperlink w:anchor="_Toc233796497" w:history="1">
+          <w:hyperlink w:anchor="_Toc233815365" w:history="1">
             <w:r>
               <w:rPr>
                 <w:rStyle w:val="Hyperlink"/>
@@ -746,7 +746,7 @@
                 <w:noProof/>
                 <w:webHidden/>
               </w:rPr>
-              <w:instrText xml:space="preserve"> PAGEREF _Toc233796497 \h </w:instrText>
+              <w:instrText xml:space="preserve"> PAGEREF _Toc233815365 \h </w:instrText>
             </w:r>
             <w:r>
               <w:rPr>
@@ -790,7 +790,7 @@
               <w14:ligatures w14:val="standardContextual"/>
             </w:rPr>
           </w:pPr>
-          <w:hyperlink w:anchor="_Toc233796498" w:history="1">
+          <w:hyperlink w:anchor="_Toc233815366" w:history="1">
             <w:r>
               <w:rPr>
                 <w:rStyle w:val="Hyperlink"/>
@@ -817,7 +817,7 @@
                 <w:noProof/>
                 <w:webHidden/>
               </w:rPr>
-              <w:instrText xml:space="preserve"> PAGEREF _Toc233796498 \h </w:instrText>
+              <w:instrText xml:space="preserve"> PAGEREF _Toc233815366 \h </w:instrText>
             </w:r>
             <w:r>
               <w:rPr>
@@ -861,7 +861,7 @@
               <w14:ligatures w14:val="standardContextual"/>
             </w:rPr>
           </w:pPr>
-          <w:hyperlink w:anchor="_Toc233796499" w:history="1">
+          <w:hyperlink w:anchor="_Toc233815367" w:history="1">
             <w:r>
               <w:rPr>
                 <w:rStyle w:val="Hyperlink"/>
@@ -888,7 +888,7 @@
                 <w:noProof/>
                 <w:webHidden/>
               </w:rPr>
-              <w:instrText xml:space="preserve"> PAGEREF _Toc233796499 \h </w:instrText>
+              <w:instrText xml:space="preserve"> PAGEREF _Toc233815367 \h </w:instrText>
             </w:r>
             <w:r>
               <w:rPr>
@@ -932,7 +932,7 @@
               <w14:ligatures w14:val="standardContextual"/>
             </w:rPr>
           </w:pPr>
-          <w:hyperlink w:anchor="_Toc233796500" w:history="1">
+          <w:hyperlink w:anchor="_Toc233815368" w:history="1">
             <w:r>
               <w:rPr>
                 <w:rStyle w:val="Hyperlink"/>
@@ -959,7 +959,7 @@
                 <w:noProof/>
                 <w:webHidden/>
               </w:rPr>
-              <w:instrText xml:space="preserve"> PAGEREF _Toc233796500 \h </w:instrText>
+              <w:instrText xml:space="preserve"> PAGEREF _Toc233815368 \h </w:instrText>
             </w:r>
             <w:r>
               <w:rPr>
@@ -1003,7 +1003,7 @@
               <w14:ligatures w14:val="standardContextual"/>
             </w:rPr>
           </w:pPr>
-          <w:hyperlink w:anchor="_Toc233796501" w:history="1">
+          <w:hyperlink w:anchor="_Toc233815369" w:history="1">
             <w:r>
               <w:rPr>
                 <w:rStyle w:val="Hyperlink"/>
@@ -1030,7 +1030,7 @@
                 <w:noProof/>
                 <w:webHidden/>
               </w:rPr>
-              <w:instrText xml:space="preserve"> PAGEREF _Toc233796501 \h </w:instrText>
+              <w:instrText xml:space="preserve"> PAGEREF _Toc233815369 \h </w:instrText>
             </w:r>
             <w:r>
               <w:rPr>
@@ -1074,7 +1074,7 @@
               <w14:ligatures w14:val="standardContextual"/>
             </w:rPr>
           </w:pPr>
-          <w:hyperlink w:anchor="_Toc233796502" w:history="1">
+          <w:hyperlink w:anchor="_Toc233815370" w:history="1">
             <w:r>
               <w:rPr>
                 <w:rStyle w:val="Hyperlink"/>
@@ -1101,7 +1101,7 @@
                 <w:noProof/>
                 <w:webHidden/>
               </w:rPr>
-              <w:instrText xml:space="preserve"> PAGEREF _Toc233796502 \h </w:instrText>
+              <w:instrText xml:space="preserve"> PAGEREF _Toc233815370 \h </w:instrText>
             </w:r>
             <w:r>
               <w:rPr>
@@ -1145,7 +1145,7 @@
               <w14:ligatures w14:val="standardContextual"/>
             </w:rPr>
           </w:pPr>
-          <w:hyperlink w:anchor="_Toc233796503" w:history="1">
+          <w:hyperlink w:anchor="_Toc233815371" w:history="1">
             <w:r>
               <w:rPr>
                 <w:rStyle w:val="Hyperlink"/>
@@ -1172,7 +1172,7 @@
                 <w:noProof/>
                 <w:webHidden/>
               </w:rPr>
-              <w:instrText xml:space="preserve"> PAGEREF _Toc233796503 \h </w:instrText>
+              <w:instrText xml:space="preserve"> PAGEREF _Toc233815371 \h </w:instrText>
             </w:r>
             <w:r>
               <w:rPr>
@@ -1216,7 +1216,7 @@
               <w14:ligatures w14:val="standardContextual"/>
             </w:rPr>
           </w:pPr>
-          <w:hyperlink w:anchor="_Toc233796504" w:history="1">
+          <w:hyperlink w:anchor="_Toc233815372" w:history="1">
             <w:r>
               <w:rPr>
                 <w:rStyle w:val="Hyperlink"/>
@@ -1243,7 +1243,7 @@
                 <w:noProof/>
                 <w:webHidden/>
               </w:rPr>
-              <w:instrText xml:space="preserve"> PAGEREF _Toc233796504 \h </w:instrText>
+              <w:instrText xml:space="preserve"> PAGEREF _Toc233815372 \h </w:instrText>
             </w:r>
             <w:r>
               <w:rPr>
@@ -1287,7 +1287,7 @@
               <w14:ligatures w14:val="standardContextual"/>
             </w:rPr>
           </w:pPr>
-          <w:hyperlink w:anchor="_Toc233796505" w:history="1">
+          <w:hyperlink w:anchor="_Toc233815373" w:history="1">
             <w:r>
               <w:rPr>
                 <w:rStyle w:val="Hyperlink"/>
@@ -1314,7 +1314,7 @@
                 <w:noProof/>
                 <w:webHidden/>
               </w:rPr>
-              <w:instrText xml:space="preserve"> PAGEREF _Toc233796505 \h </w:instrText>
+              <w:instrText xml:space="preserve"> PAGEREF _Toc233815373 \h </w:instrText>
             </w:r>
             <w:r>
               <w:rPr>
@@ -1358,7 +1358,7 @@
               <w14:ligatures w14:val="standardContextual"/>
             </w:rPr>
           </w:pPr>
-          <w:hyperlink w:anchor="_Toc233796506" w:history="1">
+          <w:hyperlink w:anchor="_Toc233815374" w:history="1">
             <w:r>
               <w:rPr>
                 <w:rStyle w:val="Hyperlink"/>
@@ -1385,7 +1385,7 @@
                 <w:noProof/>
                 <w:webHidden/>
               </w:rPr>
-              <w:instrText xml:space="preserve"> PAGEREF _Toc233796506 \h </w:instrText>
+              <w:instrText xml:space="preserve"> PAGEREF _Toc233815374 \h </w:instrText>
             </w:r>
             <w:r>
               <w:rPr>
@@ -1429,7 +1429,7 @@
               <w14:ligatures w14:val="standardContextual"/>
             </w:rPr>
           </w:pPr>
-          <w:hyperlink w:anchor="_Toc233796507" w:history="1">
+          <w:hyperlink w:anchor="_Toc233815375" w:history="1">
             <w:r>
               <w:rPr>
                 <w:rStyle w:val="Hyperlink"/>
@@ -1456,7 +1456,7 @@
                 <w:noProof/>
                 <w:webHidden/>
               </w:rPr>
-              <w:instrText xml:space="preserve"> PAGEREF _Toc233796507 \h </w:instrText>
+              <w:instrText xml:space="preserve"> PAGEREF _Toc233815375 \h </w:instrText>
             </w:r>
             <w:r>
               <w:rPr>
@@ -1500,7 +1500,7 @@
               <w14:ligatures w14:val="standardContextual"/>
             </w:rPr>
           </w:pPr>
-          <w:hyperlink w:anchor="_Toc233796508" w:history="1">
+          <w:hyperlink w:anchor="_Toc233815376" w:history="1">
             <w:r>
               <w:rPr>
                 <w:rStyle w:val="Hyperlink"/>
@@ -1527,7 +1527,7 @@
                 <w:noProof/>
                 <w:webHidden/>
               </w:rPr>
-              <w:instrText xml:space="preserve"> PAGEREF _Toc233796508 \h </w:instrText>
+              <w:instrText xml:space="preserve"> PAGEREF _Toc233815376 \h </w:instrText>
             </w:r>
             <w:r>
               <w:rPr>
@@ -1571,7 +1571,7 @@
               <w14:ligatures w14:val="standardContextual"/>
             </w:rPr>
           </w:pPr>
-          <w:hyperlink w:anchor="_Toc233796509" w:history="1">
+          <w:hyperlink w:anchor="_Toc233815377" w:history="1">
             <w:r>
               <w:rPr>
                 <w:rStyle w:val="Hyperlink"/>
@@ -1598,7 +1598,7 @@
                 <w:noProof/>
                 <w:webHidden/>
               </w:rPr>
-              <w:instrText xml:space="preserve"> PAGEREF _Toc233796509 \h </w:instrText>
+              <w:instrText xml:space="preserve"> PAGEREF _Toc233815377 \h </w:instrText>
             </w:r>
             <w:r>
               <w:rPr>
@@ -1642,7 +1642,7 @@
               <w14:ligatures w14:val="standardContextual"/>
             </w:rPr>
           </w:pPr>
-          <w:hyperlink w:anchor="_Toc233796510" w:history="1">
+          <w:hyperlink w:anchor="_Toc233815378" w:history="1">
             <w:r>
               <w:rPr>
                 <w:rStyle w:val="Hyperlink"/>
@@ -1669,7 +1669,7 @@
                 <w:noProof/>
                 <w:webHidden/>
               </w:rPr>
-              <w:instrText xml:space="preserve"> PAGEREF _Toc233796510 \h </w:instrText>
+              <w:instrText xml:space="preserve"> PAGEREF _Toc233815378 \h </w:instrText>
             </w:r>
             <w:r>
               <w:rPr>
@@ -1713,7 +1713,7 @@
               <w14:ligatures w14:val="standardContextual"/>
             </w:rPr>
           </w:pPr>
-          <w:hyperlink w:anchor="_Toc233796511" w:history="1">
+          <w:hyperlink w:anchor="_Toc233815379" w:history="1">
             <w:r>
               <w:rPr>
                 <w:rStyle w:val="Hyperlink"/>
@@ -1740,7 +1740,7 @@
                 <w:noProof/>
                 <w:webHidden/>
               </w:rPr>
-              <w:instrText xml:space="preserve"> PAGEREF _Toc233796511 \h </w:instrText>
+              <w:instrText xml:space="preserve"> PAGEREF _Toc233815379 \h </w:instrText>
             </w:r>
             <w:r>
               <w:rPr>
@@ -1784,7 +1784,7 @@
               <w14:ligatures w14:val="standardContextual"/>
             </w:rPr>
           </w:pPr>
-          <w:hyperlink w:anchor="_Toc233796512" w:history="1">
+          <w:hyperlink w:anchor="_Toc233815380" w:history="1">
             <w:r>
               <w:rPr>
                 <w:rStyle w:val="Hyperlink"/>
@@ -1811,7 +1811,7 @@
                 <w:noProof/>
                 <w:webHidden/>
               </w:rPr>
-              <w:instrText xml:space="preserve"> PAGEREF _Toc233796512 \h </w:instrText>
+              <w:instrText xml:space="preserve"> PAGEREF _Toc233815380 \h </w:instrText>
             </w:r>
             <w:r>
               <w:rPr>
@@ -1855,7 +1855,7 @@
               <w14:ligatures w14:val="standardContextual"/>
             </w:rPr>
           </w:pPr>
-          <w:hyperlink w:anchor="_Toc233796513" w:history="1">
+          <w:hyperlink w:anchor="_Toc233815381" w:history="1">
             <w:r>
               <w:rPr>
                 <w:rStyle w:val="Hyperlink"/>
@@ -1882,7 +1882,7 @@
                 <w:noProof/>
                 <w:webHidden/>
               </w:rPr>
-              <w:instrText xml:space="preserve"> PAGEREF _Toc233796513 \h </w:instrText>
+              <w:instrText xml:space="preserve"> PAGEREF _Toc233815381 \h </w:instrText>
             </w:r>
             <w:r>
               <w:rPr>
@@ -1926,7 +1926,7 @@
               <w14:ligatures w14:val="standardContextual"/>
             </w:rPr>
           </w:pPr>
-          <w:hyperlink w:anchor="_Toc233796514" w:history="1">
+          <w:hyperlink w:anchor="_Toc233815382" w:history="1">
             <w:r>
               <w:rPr>
                 <w:rStyle w:val="Hyperlink"/>
@@ -1953,7 +1953,7 @@
                 <w:noProof/>
                 <w:webHidden/>
               </w:rPr>
-              <w:instrText xml:space="preserve"> PAGEREF _Toc233796514 \h </w:instrText>
+              <w:instrText xml:space="preserve"> PAGEREF _Toc233815382 \h </w:instrText>
             </w:r>
             <w:r>
               <w:rPr>
@@ -1997,7 +1997,7 @@
               <w14:ligatures w14:val="standardContextual"/>
             </w:rPr>
           </w:pPr>
-          <w:hyperlink w:anchor="_Toc233796515" w:history="1">
+          <w:hyperlink w:anchor="_Toc233815383" w:history="1">
             <w:r>
               <w:rPr>
                 <w:rStyle w:val="Hyperlink"/>
@@ -2024,7 +2024,7 @@
                 <w:noProof/>
                 <w:webHidden/>
               </w:rPr>
-              <w:instrText xml:space="preserve"> PAGEREF _Toc233796515 \h </w:instrText>
+              <w:instrText xml:space="preserve"> PAGEREF _Toc233815383 \h </w:instrText>
             </w:r>
             <w:r>
               <w:rPr>
@@ -2068,7 +2068,7 @@
               <w14:ligatures w14:val="standardContextual"/>
             </w:rPr>
           </w:pPr>
-          <w:hyperlink w:anchor="_Toc233796516" w:history="1">
+          <w:hyperlink w:anchor="_Toc233815384" w:history="1">
             <w:r>
               <w:rPr>
                 <w:rStyle w:val="Hyperlink"/>
@@ -2095,7 +2095,7 @@
                 <w:noProof/>
                 <w:webHidden/>
               </w:rPr>
-              <w:instrText xml:space="preserve"> PAGEREF _Toc233796516 \h </w:instrText>
+              <w:instrText xml:space="preserve"> PAGEREF _Toc233815384 \h </w:instrText>
             </w:r>
             <w:r>
               <w:rPr>
@@ -2139,7 +2139,7 @@
               <w14:ligatures w14:val="standardContextual"/>
             </w:rPr>
           </w:pPr>
-          <w:hyperlink w:anchor="_Toc233796517" w:history="1">
+          <w:hyperlink w:anchor="_Toc233815385" w:history="1">
             <w:r>
               <w:rPr>
                 <w:rStyle w:val="Hyperlink"/>
@@ -2166,7 +2166,7 @@
                 <w:noProof/>
                 <w:webHidden/>
               </w:rPr>
-              <w:instrText xml:space="preserve"> PAGEREF _Toc233796517 \h </w:instrText>
+              <w:instrText xml:space="preserve"> PAGEREF _Toc233815385 \h </w:instrText>
             </w:r>
             <w:r>
               <w:rPr>
@@ -2210,7 +2210,7 @@
               <w14:ligatures w14:val="standardContextual"/>
             </w:rPr>
           </w:pPr>
-          <w:hyperlink w:anchor="_Toc233796518" w:history="1">
+          <w:hyperlink w:anchor="_Toc233815386" w:history="1">
             <w:r>
               <w:rPr>
                 <w:rStyle w:val="Hyperlink"/>
@@ -2237,7 +2237,7 @@
                 <w:noProof/>
                 <w:webHidden/>
               </w:rPr>
-              <w:instrText xml:space="preserve"> PAGEREF _Toc233796518 \h </w:instrText>
+              <w:instrText xml:space="preserve"> PAGEREF _Toc233815386 \h </w:instrText>
             </w:r>
             <w:r>
               <w:rPr>
@@ -2281,7 +2281,7 @@
               <w14:ligatures w14:val="standardContextual"/>
             </w:rPr>
           </w:pPr>
-          <w:hyperlink w:anchor="_Toc233796519" w:history="1">
+          <w:hyperlink w:anchor="_Toc233815387" w:history="1">
             <w:r>
               <w:rPr>
                 <w:rStyle w:val="Hyperlink"/>
@@ -2308,7 +2308,7 @@
                 <w:noProof/>
                 <w:webHidden/>
               </w:rPr>
-              <w:instrText xml:space="preserve"> PAGEREF _Toc233796519 \h </w:instrText>
+              <w:instrText xml:space="preserve"> PAGEREF _Toc233815387 \h </w:instrText>
             </w:r>
             <w:r>
               <w:rPr>
@@ -2352,7 +2352,7 @@
               <w14:ligatures w14:val="standardContextual"/>
             </w:rPr>
           </w:pPr>
-          <w:hyperlink w:anchor="_Toc233796520" w:history="1">
+          <w:hyperlink w:anchor="_Toc233815388" w:history="1">
             <w:r>
               <w:rPr>
                 <w:rStyle w:val="Hyperlink"/>
@@ -2379,7 +2379,7 @@
                 <w:noProof/>
                 <w:webHidden/>
               </w:rPr>
-              <w:instrText xml:space="preserve"> PAGEREF _Toc233796520 \h </w:instrText>
+              <w:instrText xml:space="preserve"> PAGEREF _Toc233815388 \h </w:instrText>
             </w:r>
             <w:r>
               <w:rPr>
@@ -2423,7 +2423,7 @@
               <w14:ligatures w14:val="standardContextual"/>
             </w:rPr>
           </w:pPr>
-          <w:hyperlink w:anchor="_Toc233796521" w:history="1">
+          <w:hyperlink w:anchor="_Toc233815389" w:history="1">
             <w:r>
               <w:rPr>
                 <w:rStyle w:val="Hyperlink"/>
@@ -2450,7 +2450,7 @@
                 <w:noProof/>
                 <w:webHidden/>
               </w:rPr>
-              <w:instrText xml:space="preserve"> PAGEREF _Toc233796521 \h </w:instrText>
+              <w:instrText xml:space="preserve"> PAGEREF _Toc233815389 \h </w:instrText>
             </w:r>
             <w:r>
               <w:rPr>
@@ -2494,7 +2494,7 @@
               <w14:ligatures w14:val="standardContextual"/>
             </w:rPr>
           </w:pPr>
-          <w:hyperlink w:anchor="_Toc233796522" w:history="1">
+          <w:hyperlink w:anchor="_Toc233815390" w:history="1">
             <w:r>
               <w:rPr>
                 <w:rStyle w:val="Hyperlink"/>
@@ -2521,7 +2521,7 @@
                 <w:noProof/>
                 <w:webHidden/>
               </w:rPr>
-              <w:instrText xml:space="preserve"> PAGEREF _Toc233796522 \h </w:instrText>
+              <w:instrText xml:space="preserve"> PAGEREF _Toc233815390 \h </w:instrText>
             </w:r>
             <w:r>
               <w:rPr>
@@ -2565,7 +2565,7 @@
               <w14:ligatures w14:val="standardContextual"/>
             </w:rPr>
           </w:pPr>
-          <w:hyperlink w:anchor="_Toc233796523" w:history="1">
+          <w:hyperlink w:anchor="_Toc233815391" w:history="1">
             <w:r>
               <w:rPr>
                 <w:rStyle w:val="Hyperlink"/>
@@ -2592,7 +2592,7 @@
                 <w:noProof/>
                 <w:webHidden/>
               </w:rPr>
-              <w:instrText xml:space="preserve"> PAGEREF _Toc233796523 \h </w:instrText>
+              <w:instrText xml:space="preserve"> PAGEREF _Toc233815391 \h </w:instrText>
             </w:r>
             <w:r>
               <w:rPr>
@@ -2636,7 +2636,7 @@
               <w14:ligatures w14:val="standardContextual"/>
             </w:rPr>
           </w:pPr>
-          <w:hyperlink w:anchor="_Toc233796524" w:history="1">
+          <w:hyperlink w:anchor="_Toc233815392" w:history="1">
             <w:r>
               <w:rPr>
                 <w:rStyle w:val="Hyperlink"/>
@@ -2663,7 +2663,7 @@
                 <w:noProof/>
                 <w:webHidden/>
               </w:rPr>
-              <w:instrText xml:space="preserve"> PAGEREF _Toc233796524 \h </w:instrText>
+              <w:instrText xml:space="preserve"> PAGEREF _Toc233815392 \h </w:instrText>
             </w:r>
             <w:r>
               <w:rPr>
@@ -2713,7 +2713,7 @@
         <w:pStyle w:val="Heading2"/>
       </w:pPr>
       <w:bookmarkStart w:id="0" w:name="executive-summary"/>
-      <w:bookmarkStart w:id="1" w:name="_Toc233796488"/>
+      <w:bookmarkStart w:id="1" w:name="_Toc233815356"/>
       <w:r>
         <w:t>Executive Summary</w:t>
       </w:r>
@@ -2724,10 +2724,7 @@
         <w:pStyle w:val="FirstParagraph"/>
       </w:pPr>
       <w:r>
-        <w:t>The Social Security Administration operates four distinct cloud environments — on-premises VMware Cloud Foundation, Microsoft Azure Government (GCC Moderate), AWS GovCloud, and Oracle Cloud Infrastructure (OCI) for OPM HRIT integration. Each environment uses a different Software Defined Networking fabric that replaces traditional broadcast DHCP with fabric-native IP assignment. Without a unified control layer, SSA has no cross-environment IP visibility, no unified DNS security policy, no automated certifica</w:t>
-      </w:r>
-      <w:r>
-        <w:t>te lifecycle, and must collect FedRAMP compliance evidence from four separate sources.</w:t>
+        <w:t>The Social Security Administration operates four distinct cloud environments — on-premises VMware Cloud Foundation, Microsoft Azure Government (GCC Moderate), AWS GovCloud, and Oracle Cloud Infrastructure (OCI) for OPM HRIT integration. Each environment uses a different Software Defined Networking fabric that replaces traditional broadcast DHCP with fabric-native IP assignment. Without a unified control layer, SSA has no cross-environment IP visibility, no unified DNS security policy, no automated certificate lifecycle, and must collect FedRAMP compliance evidence from four separate sources.</w:t>
       </w:r>
     </w:p>
     <w:p>
@@ -2769,10 +2766,7 @@
         <w:t>1. Operational Risk Elimination.</w:t>
       </w:r>
       <w:r>
-        <w:t xml:space="preserve"> </w:t>
-      </w:r>
-      <w:r>
-        <w:t>A single Infoblox deployment replaces four separate DNS systems, four separate IP inventory processes, and four separate certificate-tracking tools. When a new cloud workload spins up in any environment, Infoblox automatically allocates an IP (cross-cloud conflict checked), creates DNS A and PTR records, and enrolls a machine certificate via SCEP — in seconds, without a change ticket. When a workload decommissions, all three are revoked atomically.</w:t>
+        <w:t xml:space="preserve"> A single Infoblox deployment replaces four separate DNS systems, four separate IP inventory processes, and four separate certificate-tracking tools. When a new cloud workload spins up in any environment, Infoblox automatically allocates an IP (cross-cloud conflict checked), creates DNS A and PTR records, and enrolls a machine certificate via SCEP — in seconds, without a change ticket. When a workload decommissions, all three are revoked atomically.</w:t>
       </w:r>
     </w:p>
     <w:p>
@@ -2787,10 +2781,7 @@
         <w:t>2. Continuous FedRAMP Compliance.</w:t>
       </w:r>
       <w:r>
-        <w:t xml:space="preserve"> </w:t>
-      </w:r>
-      <w:r>
-        <w:t>Infoblox is the only DDI platform with its own FedRAMP Moderate CSO authorization, meaning SSA inherits the DDI layer controls rather than re-proving them. Evidence for SC-20/21 (DNSSEC), CM-8 (inventory), IA-5(2) (certificates), AU-12 (audit), and IR-4 (incident response) is generated continuously and automatically — not assembled manually for annual assessments.</w:t>
+        <w:t xml:space="preserve"> Infoblox is the only DDI platform with its own FedRAMP Moderate CSO authorization, meaning SSA inherits the DDI layer controls rather than re-proving them. Evidence for SC-20/21 (DNSSEC), CM-8 (inventory), IA-5(2) (certificates), AU-12 (audit), and IR-4 (incident response) is generated continuously and automatically — not assembled manually for annual assessments.</w:t>
       </w:r>
     </w:p>
     <w:p>
@@ -2805,10 +2796,7 @@
         <w:t>3. M365 GCC Boundary Enforcement.</w:t>
       </w:r>
       <w:r>
-        <w:t xml:space="preserve"> </w:t>
-      </w:r>
-      <w:r>
-        <w:t>Microsoft publishes M365 GCC endpoint changes up to 12 times per year. Without automation, each change requires four manual updates across NSG rules, VPC security groups, RPZ policies, and VPN split-tunnel configurations — during which a gap exists between when Microsoft changes an endpoint and when SSA’s controls reflect it. Infoblox polls the Microsoft 365 IP &amp; URL Web Service API daily and pushes all four enforcement updates simultaneously, closing the boundary gap window to minutes.</w:t>
+        <w:t xml:space="preserve"> Microsoft publishes M365 GCC endpoint changes up to 12 times per year. Without automation, each change requires four manual updates across NSG rules, VPC security groups, RPZ policies, and VPN split-tunnel configurations — during which a gap exists between when Microsoft changes an endpoint and when SSA’s controls reflect it. Infoblox polls the Microsoft 365 IP &amp; URL Web Service API daily and pushes all four enforcement updates simultaneously, closing the boundary gap window to minutes.</w:t>
       </w:r>
     </w:p>
     <w:p>
@@ -2863,7 +2851,7 @@
         <w:pStyle w:val="Heading2"/>
       </w:pPr>
       <w:bookmarkStart w:id="2" w:name="sec-landing-zone"/>
-      <w:bookmarkStart w:id="3" w:name="_Toc233796489"/>
+      <w:bookmarkStart w:id="3" w:name="_Toc233815357"/>
       <w:bookmarkEnd w:id="0"/>
       <w:r>
         <w:t>1 What Is a Federal Cloud Landing Zone?</w:t>
@@ -2885,10 +2873,7 @@
         <w:t>before</w:t>
       </w:r>
       <w:r>
-        <w:t xml:space="preserve"> </w:t>
-      </w:r>
-      <w:r>
-        <w:t>any workload is deployed. It establishes the guardrails — network topology, identity controls, logging pipelines, encryption policies, and security baselines — that every subsequent workload inherits automatically.</w:t>
+        <w:t xml:space="preserve"> any workload is deployed. It establishes the guardrails — network topology, identity controls, logging pipelines, encryption policies, and security baselines — that every subsequent workload inherits automatically.</w:t>
       </w:r>
     </w:p>
     <w:p>
@@ -3115,13 +3100,7 @@
               <w:rPr>
                 <w:sz w:val="20"/>
               </w:rPr>
-              <w:t xml:space="preserve"> </w:t>
-            </w:r>
-            <w:r>
-              <w:rPr>
-                <w:sz w:val="20"/>
-              </w:rPr>
-              <w:t xml:space="preserve">FedRAMP published its Consolidated Rules for 2026 on June 25, 2026, transitioning 20x from pilot status to a fully available certification path with three classification tiers: Class A (opens August 3, 2026), Class B and C (open August 31, 2026). FedRAMP Ready submissions cease July 28, 2026. The Consolidated Rules become mandatory for all certified systems on </w:t>
+              <w:t xml:space="preserve"> FedRAMP published its Consolidated Rules for 2026 on June 25, 2026, transitioning 20x from pilot status to a fully available certification path with three classification tiers: Class A (opens August 3, 2026), Class B and C (open August 31, 2026). FedRAMP Ready submissions cease July 28, 2026. The Consolidated Rules become mandatory for all certified systems on </w:t>
             </w:r>
             <w:r>
               <w:rPr>
@@ -3341,13 +3320,7 @@
               <w:rPr>
                 <w:sz w:val="20"/>
               </w:rPr>
-              <w:t xml:space="preserve"> </w:t>
-            </w:r>
-            <w:r>
-              <w:rPr>
-                <w:sz w:val="20"/>
-              </w:rPr>
-              <w:t>DNS, DHCP, and IP address management (DDI) are not optional infrastructure services — they are foundational security controls. Every device that joins a network, every cloud workload that provisions, every certificate that authenticates a service depends on DNS and IP assignment working correctly. A landing zone without unified DDI has a structural security gap at its foundation.</w:t>
+              <w:t xml:space="preserve"> DNS, DHCP, and IP address management (DDI) are not optional infrastructure services — they are foundational security controls. Every device that joins a network, every cloud workload that provisions, every certificate that authenticates a service depends on DNS and IP assignment working correctly. A landing zone without unified DDI has a structural security gap at its foundation.</w:t>
             </w:r>
           </w:p>
           <w:p/>
@@ -3359,7 +3332,7 @@
         <w:pStyle w:val="Heading3"/>
       </w:pPr>
       <w:bookmarkStart w:id="4" w:name="sec-scope"/>
-      <w:bookmarkStart w:id="5" w:name="_Toc233796490"/>
+      <w:bookmarkStart w:id="5" w:name="_Toc233815358"/>
       <w:r>
         <w:t>1.1 SSA’s Multi-Cloud Landing Zone Scope</w:t>
       </w:r>
@@ -4129,10 +4102,7 @@
         <w:t>none of these four environments uses traditional broadcast DHCP.</w:t>
       </w:r>
       <w:r>
-        <w:t xml:space="preserve"> </w:t>
-      </w:r>
-      <w:r>
-        <w:t>Each uses a form of SDN where IP address assignment is managed by the hypervisor fabric — not a classic DHCP server. Without a unified IPAM overlay, these four IP spaces are opaque to each other and to SSA’s security operations center.</w:t>
+        <w:t xml:space="preserve"> Each uses a form of SDN where IP address assignment is managed by the hypervisor fabric — not a classic DHCP server. Without a unified IPAM overlay, these four IP spaces are opaque to each other and to SSA’s security operations center.</w:t>
       </w:r>
     </w:p>
     <w:p>
@@ -4147,7 +4117,7 @@
         <w:pStyle w:val="Heading2"/>
       </w:pPr>
       <w:bookmarkStart w:id="6" w:name="sec-sdn"/>
-      <w:bookmarkStart w:id="7" w:name="_Toc233796491"/>
+      <w:bookmarkStart w:id="7" w:name="_Toc233815359"/>
       <w:bookmarkEnd w:id="2"/>
       <w:bookmarkEnd w:id="4"/>
       <w:r>
@@ -4286,7 +4256,7 @@
         <w:pStyle w:val="Heading3"/>
       </w:pPr>
       <w:bookmarkStart w:id="8" w:name="sec-nsx"/>
-      <w:bookmarkStart w:id="9" w:name="_Toc233796492"/>
+      <w:bookmarkStart w:id="9" w:name="_Toc233815360"/>
       <w:r>
         <w:t>2.1 VMware NSX-T: DHCP Server Profiles and VCF 9.1 Native Integration</w:t>
       </w:r>
@@ -4307,10 +4277,7 @@
         <w:t>DHCP Server Profiles</w:t>
       </w:r>
       <w:r>
-        <w:t xml:space="preserve"> </w:t>
-      </w:r>
-      <w:r>
-        <w:t>attached to T1 Gateways. The NSX-T control plane intercepts DHCP requests at the logical switch level — the request never hits the physical network. Traditional DHCP servers are completely bypassed.</w:t>
+        <w:t xml:space="preserve"> attached to T1 Gateways. The NSX-T control plane intercepts DHCP requests at the logical switch level — the request never hits the physical network. Traditional DHCP servers are completely bypassed.</w:t>
       </w:r>
     </w:p>
     <w:p>
@@ -4543,13 +4510,7 @@
               <w:rPr>
                 <w:sz w:val="20"/>
               </w:rPr>
-              <w:t xml:space="preserve"> </w:t>
-            </w:r>
-            <w:r>
-              <w:rPr>
-                <w:sz w:val="20"/>
-              </w:rPr>
-              <w:t>Before VCF 9.1, NSX-T InfoBlox integration required custom scripts and manual configuration. VCF 9.1 makes InfoBlox the native, default IPAM backend for VMware Cloud Foundation — meaning every new VCF deployment at SSA can have InfoBlox IPAM built in from day one.</w:t>
+              <w:t xml:space="preserve"> Before VCF 9.1, NSX-T InfoBlox integration required custom scripts and manual configuration. VCF 9.1 makes InfoBlox the native, default IPAM backend for VMware Cloud Foundation — meaning every new VCF deployment at SSA can have InfoBlox IPAM built in from day one.</w:t>
             </w:r>
           </w:p>
           <w:p/>
@@ -4561,7 +4522,7 @@
         <w:pStyle w:val="Heading3"/>
       </w:pPr>
       <w:bookmarkStart w:id="10" w:name="sec-azure"/>
-      <w:bookmarkStart w:id="11" w:name="_Toc233796493"/>
+      <w:bookmarkStart w:id="11" w:name="_Toc233815361"/>
       <w:bookmarkEnd w:id="8"/>
       <w:r>
         <w:t>2.2 Microsoft Azure Government: The Fabric Replaces DHCP</w:t>
@@ -4599,10 +4560,7 @@
         <w:t>Azure connector</w:t>
       </w:r>
       <w:r>
-        <w:t xml:space="preserve"> </w:t>
-      </w:r>
-      <w:r>
-        <w:t>continuously pulls VNet subnet configurations and VM NIC IP assignments via the Azure Resource Manager API, writing every Azure IP into the Azure-GCC Network View in the InfoBlox IPAM database.</w:t>
+        <w:t xml:space="preserve"> continuously pulls VNet subnet configurations and VM NIC IP assignments via the Azure Resource Manager API, writing every Azure IP into the Azure-GCC Network View in the InfoBlox IPAM database.</w:t>
       </w:r>
     </w:p>
     <w:p>
@@ -4610,7 +4568,7 @@
         <w:pStyle w:val="Heading3"/>
       </w:pPr>
       <w:bookmarkStart w:id="12" w:name="sec-aws-dhcp"/>
-      <w:bookmarkStart w:id="13" w:name="_Toc233796494"/>
+      <w:bookmarkStart w:id="13" w:name="_Toc233815362"/>
       <w:bookmarkEnd w:id="10"/>
       <w:r>
         <w:t>2.3 AWS GovCloud: VPC DHCP Options and the Nitro Hypervisor</w:t>
@@ -4632,10 +4590,7 @@
         <w:t>DHCP Options Sets</w:t>
       </w:r>
       <w:r>
-        <w:t xml:space="preserve"> </w:t>
-      </w:r>
-      <w:r>
-        <w:t>to specify DNS servers and domain names, but the actual IP assignment is managed by the AWS Nitro hypervisor — not a traditional DHCP server. EC2 instances receive IPs via a synthetic DHCP interaction at the VPC CIDR +2 address.</w:t>
+        <w:t xml:space="preserve"> to specify DNS servers and domain names, but the actual IP assignment is managed by the AWS Nitro hypervisor — not a traditional DHCP server. EC2 instances receive IPs via a synthetic DHCP interaction at the VPC CIDR +2 address.</w:t>
       </w:r>
     </w:p>
     <w:p>
@@ -4653,10 +4608,7 @@
         <w:t>AWS connector</w:t>
       </w:r>
       <w:r>
-        <w:t xml:space="preserve"> </w:t>
-      </w:r>
-      <w:r>
-        <w:t>syncs EC2 instance IP assignments, subnet CIDRs, and VPC IPAM pool allocations into the AWS-GovCloud Network View.</w:t>
+        <w:t xml:space="preserve"> syncs EC2 instance IP assignments, subnet CIDRs, and VPC IPAM pool allocations into the AWS-GovCloud Network View.</w:t>
       </w:r>
     </w:p>
     <w:p>
@@ -4664,7 +4616,7 @@
         <w:pStyle w:val="Heading3"/>
       </w:pPr>
       <w:bookmarkStart w:id="14" w:name="sec-oci-dhcp"/>
-      <w:bookmarkStart w:id="15" w:name="_Toc233796495"/>
+      <w:bookmarkStart w:id="15" w:name="_Toc233815363"/>
       <w:bookmarkEnd w:id="12"/>
       <w:r>
         <w:t>2.4 Oracle OCI: VCN DHCP Options and the VNIC Overlay</w:t>
@@ -4699,7 +4651,7 @@
         <w:pStyle w:val="Heading2"/>
       </w:pPr>
       <w:bookmarkStart w:id="16" w:name="sec-infoblox"/>
-      <w:bookmarkStart w:id="17" w:name="_Toc233796496"/>
+      <w:bookmarkStart w:id="17" w:name="_Toc233815364"/>
       <w:bookmarkEnd w:id="6"/>
       <w:bookmarkEnd w:id="14"/>
       <w:r>
@@ -4722,10 +4674,7 @@
         <w:t>control plane over SDN environments</w:t>
       </w:r>
       <w:r>
-        <w:t xml:space="preserve"> </w:t>
-      </w:r>
-      <w:r>
-        <w:t>— not replacing the SDN fabric’s internal IP assignment mechanisms, but serving as the authoritative record and policy engine above them.</w:t>
+        <w:t xml:space="preserve"> — not replacing the SDN fabric’s internal IP assignment mechanisms, but serving as the authoritative record and policy engine above them.</w:t>
       </w:r>
     </w:p>
     <w:p>
@@ -4733,7 +4682,7 @@
         <w:pStyle w:val="Heading3"/>
       </w:pPr>
       <w:bookmarkStart w:id="18" w:name="sec-value"/>
-      <w:bookmarkStart w:id="19" w:name="_Toc233796497"/>
+      <w:bookmarkStart w:id="19" w:name="_Toc233815365"/>
       <w:r>
         <w:t>3.1 What InfoBlox Provides That SDN Cannot</w:t>
       </w:r>
@@ -5344,7 +5293,7 @@
         <w:pStyle w:val="Heading3"/>
       </w:pPr>
       <w:bookmarkStart w:id="20" w:name="sec-microsoft"/>
-      <w:bookmarkStart w:id="21" w:name="_Toc233796498"/>
+      <w:bookmarkStart w:id="21" w:name="_Toc233815366"/>
       <w:bookmarkEnd w:id="18"/>
       <w:r>
         <w:t>3.2 Microsoft Partnership: M365 GCC Endpoint Lifecycle</w:t>
@@ -5974,10 +5923,7 @@
         <w:t>Daily poll</w:t>
       </w:r>
       <w:r>
-        <w:t xml:space="preserve"> </w:t>
-      </w:r>
-      <w:r>
-        <w:t>of the Microsoft M365 GCC endpoint API (version-change detection)</w:t>
+        <w:t xml:space="preserve"> of the Microsoft M365 GCC endpoint API (version-change detection)</w:t>
       </w:r>
     </w:p>
     <w:p>
@@ -6091,10 +6037,7 @@
         <w:t>Sentinel alert</w:t>
       </w:r>
       <w:r>
-        <w:t xml:space="preserve"> </w:t>
-      </w:r>
-      <w:r>
-        <w:t>— any DNS query from an in-boundary workload to a commercial M365 endpoint triggers an IR ticket</w:t>
+        <w:t xml:space="preserve"> — any DNS query from an in-boundary workload to a commercial M365 endpoint triggers an IR ticket</w:t>
       </w:r>
     </w:p>
     <w:tbl>
@@ -6249,7 +6192,7 @@
         <w:pStyle w:val="Heading3"/>
       </w:pPr>
       <w:bookmarkStart w:id="23" w:name="sec-aws"/>
-      <w:bookmarkStart w:id="24" w:name="_Toc233796499"/>
+      <w:bookmarkStart w:id="24" w:name="_Toc233815367"/>
       <w:bookmarkEnd w:id="20"/>
       <w:bookmarkEnd w:id="22"/>
       <w:r>
@@ -6474,13 +6417,7 @@
               <w:rPr>
                 <w:sz w:val="20"/>
               </w:rPr>
-              <w:t xml:space="preserve"> </w:t>
-            </w:r>
-            <w:r>
-              <w:rPr>
-                <w:sz w:val="20"/>
-              </w:rPr>
-              <w:t>When SSA uses BloxOne DDI Federal, the control plane is hosted on AWS GovCloud infrastructure with its own FedRAMP High authorization. SSA inherits both the InfoBlox DDI CSO (FR2017257053) and the AWS GovCloud infrastructure authorization — layered FedRAMP coverage.</w:t>
+              <w:t xml:space="preserve"> When SSA uses BloxOne DDI Federal, the control plane is hosted on AWS GovCloud infrastructure with its own FedRAMP High authorization. SSA inherits both the InfoBlox DDI CSO (FR2017257053) and the AWS GovCloud infrastructure authorization — layered FedRAMP coverage.</w:t>
             </w:r>
           </w:p>
           <w:p/>
@@ -6511,10 +6448,7 @@
         <w:t>AWS Landing Zone Accelerator (LZA) Integration:</w:t>
       </w:r>
       <w:r>
-        <w:t xml:space="preserve"> </w:t>
-      </w:r>
-      <w:r>
-        <w:t>LZA is the AWS-published IaC package for FedRAMP-compliant landing zones. InfoBlox integrates as the DNS customization layer, replacing the default Route 53 Resolver-only DNS with Grid Member + RPZ + DNSSEC. FedRAMP 20x KSIs are enforced via SCP + InfoBlox RPZ policy.</w:t>
+        <w:t xml:space="preserve"> LZA is the AWS-published IaC package for FedRAMP-compliant landing zones. InfoBlox integrates as the DNS customization layer, replacing the default Route 53 Resolver-only DNS with Grid Member + RPZ + DNSSEC. FedRAMP 20x KSIs are enforced via SCP + InfoBlox RPZ policy.</w:t>
       </w:r>
     </w:p>
     <w:p>
@@ -6552,10 +6486,7 @@
         <w:t>ACM Private CA Integration:</w:t>
       </w:r>
       <w:r>
-        <w:t xml:space="preserve"> </w:t>
-      </w:r>
-      <w:r>
-        <w:t>InfoBlox auto-creates DNS validation CNAME records for ACM certificate issuance; ACM PCA certificate expiry is tracked in InfoBlox Certificate Tracker.</w:t>
+        <w:t xml:space="preserve"> InfoBlox auto-creates DNS validation CNAME records for ACM certificate issuance; ACM PCA certificate expiry is tracked in InfoBlox Certificate Tracker.</w:t>
       </w:r>
     </w:p>
     <w:p>
@@ -6695,15 +6626,7 @@
                 <w:color w:val="FFFFFF"/>
                 <w:sz w:val="20"/>
               </w:rPr>
-              <w:t xml:space="preserve"> </w:t>
-            </w:r>
-            <w:r>
-              <w:rPr>
-                <w:b/>
-                <w:color w:val="FFFFFF"/>
-                <w:sz w:val="20"/>
-              </w:rPr>
-              <w:t xml:space="preserve"> Note</w:t>
+              <w:t xml:space="preserve">  Note</w:t>
             </w:r>
           </w:p>
         </w:tc>
@@ -6770,7 +6693,7 @@
         <w:pStyle w:val="Heading3"/>
       </w:pPr>
       <w:bookmarkStart w:id="25" w:name="sec-oracle"/>
-      <w:bookmarkStart w:id="26" w:name="_Toc233796500"/>
+      <w:bookmarkStart w:id="26" w:name="_Toc233815368"/>
       <w:bookmarkEnd w:id="23"/>
       <w:r>
         <w:t>3.4 Oracle Cloud / OCI: OPM HRIT Future Integration</w:t>
@@ -6856,10 +6779,7 @@
         <w:t>The challenge:</w:t>
       </w:r>
       <w:r>
-        <w:t xml:space="preserve"> </w:t>
-      </w:r>
-      <w:r>
-        <w:t>OPM controls their OCI tenancy. SSA has no visibility into OPM’s certificate rotation schedule, IP range changes, or maintenance windows. When OPM rotates their HRIT API TLS certificate without SSA’s trust stores being updated, the HRIT API call fails — personnel action feeds stop, benefits enrollment breaks.</w:t>
+        <w:t xml:space="preserve"> OPM controls their OCI tenancy. SSA has no visibility into OPM’s certificate rotation schedule, IP range changes, or maintenance windows. When OPM rotates their HRIT API TLS certificate without SSA’s trust stores being updated, the HRIT API call fails — personnel action feeds stop, benefits enrollment breaks.</w:t>
       </w:r>
     </w:p>
     <w:p>
@@ -7006,13 +6926,7 @@
               <w:rPr>
                 <w:sz w:val="20"/>
               </w:rPr>
-              <w:t xml:space="preserve"> </w:t>
-            </w:r>
-            <w:r>
-              <w:rPr>
-                <w:sz w:val="20"/>
-              </w:rPr>
-              <w:t>→ OCI DNS endpoint; InfoBlox resolves from SSA network</w:t>
+              <w:t xml:space="preserve"> → OCI DNS endpoint; InfoBlox resolves from SSA network</w:t>
             </w:r>
           </w:p>
         </w:tc>
@@ -7317,15 +7231,7 @@
                 <w:color w:val="FFFFFF"/>
                 <w:sz w:val="20"/>
               </w:rPr>
-              <w:t xml:space="preserve">  </w:t>
-            </w:r>
-            <w:r>
-              <w:rPr>
-                <w:b/>
-                <w:color w:val="FFFFFF"/>
-                <w:sz w:val="20"/>
-              </w:rPr>
-              <w:t>Important</w:t>
+              <w:t xml:space="preserve">  Important</w:t>
             </w:r>
           </w:p>
         </w:tc>
@@ -7385,7 +7291,7 @@
         <w:pStyle w:val="Heading2"/>
       </w:pPr>
       <w:bookmarkStart w:id="27" w:name="sec-certs"/>
-      <w:bookmarkStart w:id="28" w:name="_Toc233796501"/>
+      <w:bookmarkStart w:id="28" w:name="_Toc233815369"/>
       <w:bookmarkEnd w:id="16"/>
       <w:bookmarkEnd w:id="25"/>
       <w:r>
@@ -7465,7 +7371,7 @@
         <w:pStyle w:val="Heading3"/>
       </w:pPr>
       <w:bookmarkStart w:id="29" w:name="sec-cert-lifecycle"/>
-      <w:bookmarkStart w:id="30" w:name="_Toc233796502"/>
+      <w:bookmarkStart w:id="30" w:name="_Toc233815370"/>
       <w:r>
         <w:t>4.1 The Certificate Lifecycle in a Multi-Cloud SDN Environment</w:t>
       </w:r>
@@ -7586,7 +7492,7 @@
         <w:pStyle w:val="Heading3"/>
       </w:pPr>
       <w:bookmarkStart w:id="31" w:name="sec-cert-platforms"/>
-      <w:bookmarkStart w:id="32" w:name="_Toc233796503"/>
+      <w:bookmarkStart w:id="32" w:name="_Toc233815371"/>
       <w:bookmarkEnd w:id="29"/>
       <w:r>
         <w:t>4.2 Integration with Each Cloud Certificate Manager</w:t>
@@ -8209,13 +8115,7 @@
               <w:rPr>
                 <w:sz w:val="20"/>
               </w:rPr>
-              <w:t xml:space="preserve"> </w:t>
-            </w:r>
-            <w:r>
-              <w:rPr>
-                <w:sz w:val="20"/>
-              </w:rPr>
-              <w:t>Certificate-to-IP binding in InfoBlox is the technical foundation of ‘never trust, always verify’ at the network layer. When every IP host record carries a certificate thumbprint and expiry date, the network infrastructure itself becomes identity-aware — a core requirement of CISA’s Zero Trust Maturity Model Networks pillar at Advanced/Optimal level.</w:t>
+              <w:t xml:space="preserve"> Certificate-to-IP binding in InfoBlox is the technical foundation of ‘never trust, always verify’ at the network layer. When every IP host record carries a certificate thumbprint and expiry date, the network infrastructure itself becomes identity-aware — a core requirement of CISA’s Zero Trust Maturity Model Networks pillar at Advanced/Optimal level.</w:t>
             </w:r>
           </w:p>
           <w:p/>
@@ -8234,7 +8134,7 @@
         <w:pStyle w:val="Heading2"/>
       </w:pPr>
       <w:bookmarkStart w:id="33" w:name="sec-nist"/>
-      <w:bookmarkStart w:id="34" w:name="_Toc233796504"/>
+      <w:bookmarkStart w:id="34" w:name="_Toc233815372"/>
       <w:bookmarkEnd w:id="27"/>
       <w:bookmarkEnd w:id="31"/>
       <w:r>
@@ -9831,7 +9731,7 @@
         <w:pStyle w:val="Heading2"/>
       </w:pPr>
       <w:bookmarkStart w:id="35" w:name="sec-ztmm"/>
-      <w:bookmarkStart w:id="36" w:name="_Toc233796505"/>
+      <w:bookmarkStart w:id="36" w:name="_Toc233815373"/>
       <w:bookmarkEnd w:id="33"/>
       <w:r>
         <w:t>6 CISA Zero Trust Maturity Model v2.0 Alignment</w:t>
@@ -9910,7 +9810,7 @@
         <w:pStyle w:val="Heading3"/>
       </w:pPr>
       <w:bookmarkStart w:id="37" w:name="sec-zt-networks"/>
-      <w:bookmarkStart w:id="38" w:name="_Toc233796506"/>
+      <w:bookmarkStart w:id="38" w:name="_Toc233815374"/>
       <w:r>
         <w:t>6.1 Networks Pillar (Deepest Alignment)</w:t>
       </w:r>
@@ -10450,7 +10350,7 @@
         <w:pStyle w:val="Heading3"/>
       </w:pPr>
       <w:bookmarkStart w:id="39" w:name="sec-zt-identity"/>
-      <w:bookmarkStart w:id="40" w:name="_Toc233796507"/>
+      <w:bookmarkStart w:id="40" w:name="_Toc233815375"/>
       <w:bookmarkEnd w:id="37"/>
       <w:r>
         <w:t>6.2 Identity Pillar (Network-Layer Support)</w:t>
@@ -10506,7 +10406,7 @@
         <w:pStyle w:val="Heading3"/>
       </w:pPr>
       <w:bookmarkStart w:id="41" w:name="sec-zt-visibility"/>
-      <w:bookmarkStart w:id="42" w:name="_Toc233796508"/>
+      <w:bookmarkStart w:id="42" w:name="_Toc233815376"/>
       <w:bookmarkEnd w:id="39"/>
       <w:r>
         <w:t>6.3 Cross-Cutting: Visibility and Analytics</w:t>
@@ -10575,10 +10475,7 @@
         <w:t>Certificate telemetry:</w:t>
       </w:r>
       <w:r>
-        <w:t xml:space="preserve"> </w:t>
-      </w:r>
-      <w:r>
-        <w:t>every expiry warning and enrollment event</w:t>
+        <w:t xml:space="preserve"> every expiry warning and enrollment event</w:t>
       </w:r>
     </w:p>
     <w:p>
@@ -10594,7 +10491,7 @@
         <w:pStyle w:val="Heading3"/>
       </w:pPr>
       <w:bookmarkStart w:id="43" w:name="sec-zt-automation"/>
-      <w:bookmarkStart w:id="44" w:name="_Toc233796509"/>
+      <w:bookmarkStart w:id="44" w:name="_Toc233815377"/>
       <w:bookmarkEnd w:id="41"/>
       <w:r>
         <w:t>6.4 Cross-Cutting: Automation and Orchestration</w:t>
@@ -10657,7 +10554,7 @@
         <w:pStyle w:val="Heading2"/>
       </w:pPr>
       <w:bookmarkStart w:id="45" w:name="sec-boundary"/>
-      <w:bookmarkStart w:id="46" w:name="_Toc233796510"/>
+      <w:bookmarkStart w:id="46" w:name="_Toc233815378"/>
       <w:bookmarkEnd w:id="35"/>
       <w:bookmarkEnd w:id="43"/>
       <w:r>
@@ -10838,10 +10735,7 @@
         <w:t>Layer 2 — DNS = Boundary Enforcement at Egress.</w:t>
       </w:r>
       <w:r>
-        <w:t xml:space="preserve"> </w:t>
-      </w:r>
-      <w:r>
-        <w:t>Every DNS query from every workload passes through the InfoBlox Grid Member (because all VPC/VNet/NSX-T DHCP Options point to it). InfoBlox enforces:</w:t>
+        <w:t xml:space="preserve"> Every DNS query from every workload passes through the InfoBlox Grid Member (because all VPC/VNet/NSX-T DHCP Options point to it). InfoBlox enforces:</w:t>
       </w:r>
     </w:p>
     <w:p>
@@ -10931,7 +10825,7 @@
         <w:pStyle w:val="Heading2"/>
       </w:pPr>
       <w:bookmarkStart w:id="47" w:name="sec-fedramp"/>
-      <w:bookmarkStart w:id="48" w:name="_Toc233796511"/>
+      <w:bookmarkStart w:id="48" w:name="_Toc233815379"/>
       <w:bookmarkEnd w:id="45"/>
       <w:r>
         <w:t>8 FedRAMP Moderate and FedRAMP 20x Controls</w:t>
@@ -10943,7 +10837,7 @@
         <w:pStyle w:val="Heading3"/>
       </w:pPr>
       <w:bookmarkStart w:id="49" w:name="sec-fedramp-moderate"/>
-      <w:bookmarkStart w:id="50" w:name="_Toc233796512"/>
+      <w:bookmarkStart w:id="50" w:name="_Toc233815380"/>
       <w:r>
         <w:t>8.1 FedRAMP Moderate: The Evidence Package</w:t>
       </w:r>
@@ -11749,7 +11643,7 @@
         <w:pStyle w:val="Heading3"/>
       </w:pPr>
       <w:bookmarkStart w:id="51" w:name="sec-fedramp-20x"/>
-      <w:bookmarkStart w:id="52" w:name="_Toc233796513"/>
+      <w:bookmarkStart w:id="52" w:name="_Toc233815381"/>
       <w:bookmarkEnd w:id="49"/>
       <w:r>
         <w:t>8.2 FedRAMP 20x: Automated KSI Enforcement</w:t>
@@ -12411,13 +12305,7 @@
               <w:rPr>
                 <w:sz w:val="20"/>
               </w:rPr>
-              <w:t xml:space="preserve"> </w:t>
-            </w:r>
-            <w:r>
-              <w:rPr>
-                <w:sz w:val="20"/>
-              </w:rPr>
-              <w:t>— Auto-enrollment</w:t>
+              <w:t xml:space="preserve"> — Auto-enrollment</w:t>
             </w:r>
           </w:p>
         </w:tc>
@@ -12669,7 +12557,7 @@
         <w:pStyle w:val="Heading2"/>
       </w:pPr>
       <w:bookmarkStart w:id="53" w:name="sec-interagency"/>
-      <w:bookmarkStart w:id="54" w:name="_Toc233796514"/>
+      <w:bookmarkStart w:id="54" w:name="_Toc233815382"/>
       <w:bookmarkEnd w:id="47"/>
       <w:bookmarkEnd w:id="51"/>
       <w:r>
@@ -12869,7 +12757,7 @@
         <w:pStyle w:val="Heading2"/>
       </w:pPr>
       <w:bookmarkStart w:id="55" w:name="sec-summary"/>
-      <w:bookmarkStart w:id="56" w:name="_Toc233796515"/>
+      <w:bookmarkStart w:id="56" w:name="_Toc233815383"/>
       <w:bookmarkEnd w:id="53"/>
       <w:r>
         <w:t>10 Architecture Summary</w:t>
@@ -14347,7 +14235,7 @@
         <w:pStyle w:val="Heading2"/>
       </w:pPr>
       <w:bookmarkStart w:id="57" w:name="sec-roadmap"/>
-      <w:bookmarkStart w:id="58" w:name="_Toc233796516"/>
+      <w:bookmarkStart w:id="58" w:name="_Toc233815384"/>
       <w:bookmarkEnd w:id="55"/>
       <w:r>
         <w:t>11 Recommended Buildout Roadmap</w:t>
@@ -14426,7 +14314,7 @@
         <w:pStyle w:val="Heading3"/>
       </w:pPr>
       <w:bookmarkStart w:id="59" w:name="X6998601d02e0784d9756e9b3df61efe56f843a2"/>
-      <w:bookmarkStart w:id="60" w:name="_Toc233796517"/>
+      <w:bookmarkStart w:id="60" w:name="_Toc233815385"/>
       <w:r>
         <w:t>Phase 0 — Procurement and Architecture (Month 1)</w:t>
       </w:r>
@@ -14505,7 +14393,7 @@
         <w:pStyle w:val="Heading3"/>
       </w:pPr>
       <w:bookmarkStart w:id="61" w:name="phase-1-on-premises-foundation-months-13"/>
-      <w:bookmarkStart w:id="62" w:name="_Toc233796518"/>
+      <w:bookmarkStart w:id="62" w:name="_Toc233815386"/>
       <w:bookmarkEnd w:id="59"/>
       <w:r>
         <w:t>Phase 1 — On-Premises Foundation (Months 1–3)</w:t>
@@ -14589,7 +14477,7 @@
         <w:pStyle w:val="Heading3"/>
       </w:pPr>
       <w:bookmarkStart w:id="63" w:name="Xc4c0bc48ec731a428e8eb5363949c17466fc71f"/>
-      <w:bookmarkStart w:id="64" w:name="_Toc233796519"/>
+      <w:bookmarkStart w:id="64" w:name="_Toc233815387"/>
       <w:bookmarkEnd w:id="61"/>
       <w:r>
         <w:t>Phase 2 — VMware VCF 9.1 Integration (Months 2–4)</w:t>
@@ -14637,7 +14525,7 @@
         <w:pStyle w:val="Heading3"/>
       </w:pPr>
       <w:bookmarkStart w:id="65" w:name="X77a697cf21d0ca41f2584ad67baf5270bd4b388"/>
-      <w:bookmarkStart w:id="66" w:name="_Toc233796520"/>
+      <w:bookmarkStart w:id="66" w:name="_Toc233815388"/>
       <w:bookmarkEnd w:id="63"/>
       <w:r>
         <w:t>Phase 3 — Azure Government Integration (Months 3–5)</w:t>
@@ -14697,7 +14585,7 @@
         <w:pStyle w:val="Heading3"/>
       </w:pPr>
       <w:bookmarkStart w:id="67" w:name="Xa43eec936343295a8326917a9cf352928776252"/>
-      <w:bookmarkStart w:id="68" w:name="_Toc233796521"/>
+      <w:bookmarkStart w:id="68" w:name="_Toc233815389"/>
       <w:bookmarkEnd w:id="65"/>
       <w:r>
         <w:t>Phase 4 — AWS GovCloud Integration (Months 5–7)</w:t>
@@ -14769,7 +14657,7 @@
         <w:pStyle w:val="Heading3"/>
       </w:pPr>
       <w:bookmarkStart w:id="69" w:name="Xca1eadb88ebaa0b3ed62b98ccc9ae1a6edf20c4"/>
-      <w:bookmarkStart w:id="70" w:name="_Toc233796522"/>
+      <w:bookmarkStart w:id="70" w:name="_Toc233815390"/>
       <w:bookmarkEnd w:id="67"/>
       <w:r>
         <w:t>Phase 5 — OCI OPM HRIT Integration (Months 7–9)</w:t>
@@ -14829,7 +14717,7 @@
         <w:pStyle w:val="Heading3"/>
       </w:pPr>
       <w:bookmarkStart w:id="71" w:name="X6450109d4d09342385afb6f44eead155ff42378"/>
-      <w:bookmarkStart w:id="72" w:name="_Toc233796523"/>
+      <w:bookmarkStart w:id="72" w:name="_Toc233815391"/>
       <w:bookmarkEnd w:id="69"/>
       <w:r>
         <w:t>Phase 6 — FedRAMP Continuous Monitoring (Months 9–12)</w:t>
@@ -14896,7 +14784,7 @@
         <w:pStyle w:val="Heading2"/>
       </w:pPr>
       <w:bookmarkStart w:id="73" w:name="references"/>
-      <w:bookmarkStart w:id="74" w:name="_Toc233796524"/>
+      <w:bookmarkStart w:id="74" w:name="_Toc233815392"/>
       <w:bookmarkEnd w:id="57"/>
       <w:bookmarkEnd w:id="71"/>
       <w:r>
